--- a/install/Guia-Nueva-Empresa-React.docx
+++ b/install/Guia-Nueva-Empresa-React.docx
@@ -76,7 +76,7 @@
           <w:sz w:val="20"/>
           <w:szCs w:val="20"/>
         </w:rPr>
-        <w:t xml:space="preserve">Versión: proyecto React (Vite) · actualizada a septiembre de 2026</w:t>
+        <w:t xml:space="preserve">Versión: proyecto React (Vite) · esquema 1.27 · actualizada a septiembre de 2026</w:t>
       </w:r>
     </w:p>
     <w:p>
@@ -1031,6 +1031,27 @@
         </w:p>
         <w:p>
           <w:pPr>
+            <w:pStyle w:val="TOC2"/>
+          </w:pPr>
+          <w:hyperlink w:anchor="_Toc00549" w:history="1">
+            <w:r>
+              <w:rPr>
+                <w:rStyle w:val="Hyperlink"/>
+              </w:rPr>
+              <w:t xml:space="preserve">8.10 — Mapa propio de la ciudad (Reparto)</w:t>
+            </w:r>
+            <w:r>
+              <w:tab/>
+              <w:fldChar w:fldCharType="begin"/>
+              <w:instrText xml:space="preserve"> PAGEREF _Toc00549 \h </w:instrText>
+              <w:fldChar w:fldCharType="separate"/>
+              <w:t xml:space="preserve"> </w:t>
+              <w:fldChar w:fldCharType="end"/>
+            </w:r>
+          </w:hyperlink>
+        </w:p>
+        <w:p>
+          <w:pPr>
             <w:pStyle w:val="TOC1"/>
           </w:pPr>
           <w:hyperlink w:anchor="_Toc00543" w:history="1">
@@ -1392,7 +1413,7 @@
         <w:spacing w:after="80"/>
       </w:pPr>
       <w:r>
-        <w:t xml:space="preserve">Primer ingreso, creación del administrador real, carga de datos y configuración inicial (zona horaria, hora de corte, planes a la venta, QR de pago, menú semanal).</w:t>
+        <w:t xml:space="preserve">Primer ingreso, creación del administrador real, carga de datos y configuración inicial (zona horaria, hora de corte, planes a la venta, QR de pago, menú semanal y el mapa propio de la ciudad).</w:t>
       </w:r>
     </w:p>
     <w:p>
@@ -2252,6 +2273,24 @@
           <w:color w:val="0d6efd"/>
         </w:rPr>
         <w:t xml:space="preserve">💡 Si aparece un aviso sobre las extensiones pg_cron o pg_net, actívalas en Database → Extensions y vuelve a correr el script; repetirlo no hace daño.</w:t>
+      </w:r>
+    </w:p>
+    <w:p>
+      <w:pPr>
+        <w:pBdr>
+          <w:left w:val="single" w:color="0d6efd" w:sz="12"/>
+        </w:pBdr>
+        <w:shd w:fill="EEF4FF" w:val="clear"/>
+        <w:spacing w:after="160" w:before="100"/>
+        <w:ind w:left="200"/>
+      </w:pPr>
+      <w:r>
+        <w:rPr>
+          <w:i/>
+          <w:iCs/>
+          <w:color w:val="0d6efd"/>
+        </w:rPr>
+        <w:t xml:space="preserve">💡 El script además deja elegida una ciudad por defecto para el mapa de Reparto (La Paz / El Alto) y guarda el idioma y la moneda iniciales de la empresa. Son solo valores de arranque: se cambian desde el Panel y el script nunca los pisa al volver a correrse. El archivo del mapa propio se sube en el Paso 8.10.</w:t>
       </w:r>
     </w:p>
     <w:p>
@@ -4048,7 +4087,7 @@
         <w:spacing w:after="140"/>
       </w:pPr>
       <w:r>
-        <w:t xml:space="preserve">El bucket de imágenes (logo, fotos de drivers y planes, comprobantes de pago, fotos de entrega) NO acepta subir ni borrar archivos directo con la clave pública: por seguridad, eso quedó bloqueado a nivel de base de datos. Toda subida o borrado de una imagen pasa por esta función, que valida la sesión del usuario antes de autorizar. </w:t>
+        <w:t xml:space="preserve">Las imágenes viven en dos buckets de Supabase que el propio script SQL ya deja creados. app-images es público: ahí van el logo, las fotos de drivers y planes, el banner y las fotos del menú. app-docs es privado: ahí van los comprobantes de pago y las fotos de entrega, que se abren con un link temporal firmado, así que nadie puede adivinar la dirección de la foto de un cliente. Ninguno de los dos acepta subir ni borrar archivos directo con la clave pública: por seguridad eso quedó bloqueado a nivel de base de datos. Toda subida o borrado de una imagen pasa por esta función, que valida la sesión del usuario antes de autorizar.</w:t>
       </w:r>
     </w:p>
     <w:p>
@@ -4066,7 +4105,7 @@
           <w:iCs/>
           <w:color w:val="B02A0A"/>
         </w:rPr>
-        <w:t xml:space="preserve">⚠️ A diferencia de la función de mapas, esta NO es opcional si la empresa va a subir fotos (logo, comprobantes de pago, fotos de driver/plan, fotos de entrega en Despacho). Si no se despliega, esas subidas simplemente van a fallar en silencio (queda un error en la consola del navegador, pero la app no se rompe del todo).</w:t>
+        <w:t xml:space="preserve">⚠️ A diferencia de la función de mapas, esta NO es opcional si la empresa va a subir fotos (logo, comprobantes de pago, fotos de driver/plan, fotos de entrega en Reparto). Si no se despliega, esas subidas simplemente van a fallar en silencio (queda un error en la consola del navegador, pero la app no se rompe del todo).</w:t>
       </w:r>
     </w:p>
     <w:p>
@@ -4996,7 +5035,7 @@
         <w:spacing w:after="80"/>
       </w:pPr>
       <w:r>
-        <w:t xml:space="preserve">Rutas — "Rutas" → "+ Crear ruta": nombre de la ruta (ej. "Zona Norte"). Las direcciones de los clientes se asignan a una de estas rutas más adelante, y cada driver ve en Despacho solo las de sus rutas.</w:t>
+        <w:t xml:space="preserve">Rutas — "Rutas" → "+ Crear ruta": nombre de la ruta (ej. "Zona Norte"). Las direcciones de los clientes se asignan a una de estas rutas más adelante, y cada driver ve en Reparto solo las de sus rutas.</w:t>
       </w:r>
     </w:p>
     <w:p>
@@ -5185,6 +5224,19 @@
       </w:pPr>
       <w:r>
         <w:t xml:space="preserve">Los días marcados como No laborable se cierran solos cuando les toca.</w:t>
+      </w:r>
+    </w:p>
+    <w:p>
+      <w:pPr>
+        <w:pStyle w:val="ListParagraph"/>
+        <w:numPr>
+          <w:ilvl w:val="0"/>
+          <w:numId w:val="1"/>
+        </w:numPr>
+        <w:spacing w:after="80"/>
+      </w:pPr>
+      <w:r>
+        <w:t xml:space="preserve">El chofer puede trabajar sin señal. Si el celular se queda sin internet en la ruta, la marca y la foto se guardan en el propio teléfono: arriba de la tabla aparece el aviso "Sin señal: las marcas se guardan en el teléfono y se envían solas al recuperar la conexión" y la fila queda con la etiqueta "sin sincronizar". Al volver la conexión la app abre Reparto y envía lo encolado sola (la foto sube a app-docs en ese momento); si el envío falla, reintenta en unos minutos y el chofer no tiene que repetir nada.</w:t>
       </w:r>
     </w:p>
     <w:p>
@@ -6288,47 +6340,57 @@
     </w:p>
     <w:p>
       <w:pPr>
-        <w:pStyle w:val="Heading1"/>
-        <w:spacing w:after="160" w:before="320"/>
-      </w:pPr>
-      <w:bookmarkStart w:id="543" w:name="_Toc00543"/>
-      <w:r>
-        <w:t xml:space="preserve">Paso 9 — Actualizar una empresa que ya está funcionando</w:t>
-      </w:r>
-      <w:bookmarkEnd w:id="543"/>
-    </w:p>
-    <w:p>
-      <w:pPr>
-        <w:spacing w:after="140"/>
-      </w:pPr>
-      <w:r>
-        <w:t xml:space="preserve">Cuando te entreguen una versión nueva del proyecto, hazlo en este orden (la web sigue funcionando durante todo el proceso):</w:t>
-      </w:r>
-    </w:p>
-    <w:p>
-      <w:pPr>
-        <w:pStyle w:val="ListParagraph"/>
-        <w:numPr>
-          <w:ilvl w:val="0"/>
-          <w:numId w:val="23"/>
-        </w:numPr>
-        <w:spacing w:after="80"/>
-      </w:pPr>
-      <w:r>
-        <w:t xml:space="preserve">Guarda una copia del archivo public/config.js de la empresa. Es lo único que NO se debe reemplazar por el de la versión nueva: tiene su Supabase y su marca.</w:t>
-      </w:r>
-    </w:p>
-    <w:p>
-      <w:pPr>
-        <w:pStyle w:val="ListParagraph"/>
-        <w:numPr>
-          <w:ilvl w:val="0"/>
-          <w:numId w:val="23"/>
-        </w:numPr>
-        <w:spacing w:after="80"/>
-      </w:pPr>
-      <w:r>
-        <w:t xml:space="preserve">Copia los archivos de la versión nueva sobre la carpeta del proyecto de la empresa (menos public/config.js) y súbelos:</w:t>
+        <w:pStyle w:val="Heading2"/>
+        <w:spacing w:after="120" w:before="240"/>
+      </w:pPr>
+      <w:bookmarkStart w:id="902" w:name="_Toc00549"/>
+      <w:r>
+        <w:t xml:space="preserve">8.10 — Mapa propio de la ciudad (Reparto)</w:t>
+      </w:r>
+      <w:bookmarkEnd w:id="902"/>
+    </w:p>
+    <w:p>
+      <w:pPr>
+        <w:pBdr>
+          <w:left w:val="single" w:color="0d6efd" w:sz="12"/>
+        </w:pBdr>
+        <w:shd w:fill="EEF4FF" w:val="clear"/>
+        <w:spacing w:after="160" w:before="100"/>
+        <w:ind w:left="200"/>
+      </w:pPr>
+      <w:r>
+        <w:rPr>
+          <w:i/>
+          <w:iCs/>
+          <w:color w:val="0d6efd"/>
+        </w:rPr>
+        <w:t xml:space="preserve">El mapa que aparece dentro de Reparto puede usar un archivo de mapa propio de la ciudad de la empresa (formato PMTiles, con los datos de OpenStreetMap) guardado en el propio Supabase de esa empresa. Así deja de depender de servidores gratuitos de terceros, que a veces cortan el servicio y dejan el fondo gris. Las rutas, los pines y los números de pedido se dibujan encima igual que antes.</w:t>
+      </w:r>
+    </w:p>
+    <w:p>
+      <w:pPr>
+        <w:pStyle w:val="ListParagraph"/>
+        <w:numPr>
+          <w:ilvl w:val="0"/>
+          <w:numId w:val="1"/>
+        </w:numPr>
+        <w:spacing w:after="80"/>
+      </w:pPr>
+      <w:r>
+        <w:t xml:space="preserve">1) En Supabase → Storage, crea un bucket llamado maps y márcalo como PÚBLICO (public bucket). Se hace una sola vez por empresa: desde ahí se sirve el archivo del mapa.</w:t>
+      </w:r>
+    </w:p>
+    <w:p>
+      <w:pPr>
+        <w:pStyle w:val="ListParagraph"/>
+        <w:numPr>
+          <w:ilvl w:val="0"/>
+          <w:numId w:val="1"/>
+        </w:numPr>
+        <w:spacing w:after="80"/>
+      </w:pPr>
+      <w:r>
+        <w:t xml:space="preserve">2) En tu computadora, dentro de la carpeta del proyecto, mira qué ciudades trae el catálogo y el comando exacto para la tuya (el nombre de la ciudad es el id que aparece en esa lista):</w:t>
       </w:r>
     </w:p>
     <w:p>
@@ -6342,7 +6404,7 @@
           <w:sz w:val="20"/>
           <w:szCs w:val="20"/>
         </w:rPr>
-        <w:t xml:space="preserve">git add .</w:t>
+        <w:t xml:space="preserve">npm run mapa-ciudad</w:t>
       </w:r>
     </w:p>
     <w:p>
@@ -6356,7 +6418,38 @@
           <w:sz w:val="20"/>
           <w:szCs w:val="20"/>
         </w:rPr>
-        <w:t xml:space="preserve">git commit -m "Actualización"</w:t>
+        <w:t xml:space="preserve">npm run mapa-ciudad -- la-paz-bo</w:t>
+      </w:r>
+    </w:p>
+    <w:p>
+      <w:pPr>
+        <w:pBdr>
+          <w:left w:val="single" w:color="0d6efd" w:sz="12"/>
+        </w:pBdr>
+        <w:shd w:fill="EEF4FF" w:val="clear"/>
+        <w:spacing w:after="160" w:before="100"/>
+        <w:ind w:left="200"/>
+      </w:pPr>
+      <w:r>
+        <w:rPr>
+          <w:i/>
+          <w:iCs/>
+          <w:color w:val="0d6efd"/>
+        </w:rPr>
+        <w:t xml:space="preserve">Ese script no descarga nada: solo imprime la zona (bbox) de la ciudad y el comando que hace falta. Si la ciudad no está en el catálogo, se puede pasar a mano con --id, --lat, --lng y --km (un radio de 5 a 200 km).</w:t>
+      </w:r>
+    </w:p>
+    <w:p>
+      <w:pPr>
+        <w:pStyle w:val="ListParagraph"/>
+        <w:numPr>
+          <w:ilvl w:val="0"/>
+          <w:numId w:val="1"/>
+        </w:numPr>
+        <w:spacing w:after="80"/>
+      </w:pPr>
+      <w:r>
+        <w:t xml:space="preserve">3) Instala una sola vez el programa de Protomaps para tu sistema (go-pmtiles), desde github.com/protomaps/go-pmtiles/releases. Después mira en maps.protomaps.com/builds cuál es la compilación más reciente y ponla en el comando que imprimió el script, algo así:</w:t>
       </w:r>
     </w:p>
     <w:p>
@@ -6370,6 +6463,186 @@
           <w:sz w:val="20"/>
           <w:szCs w:val="20"/>
         </w:rPr>
+        <w:t xml:space="preserve">pmtiles extract https://build.protomaps.com/20260901.pmtiles la-paz-bo.pmtiles --bbox=-68.4,-16.8,-68.0,-16.2 --maxzoom=15</w:t>
+      </w:r>
+    </w:p>
+    <w:p>
+      <w:pPr>
+        <w:pBdr>
+          <w:left w:val="single" w:color="0d6efd" w:sz="12"/>
+        </w:pBdr>
+        <w:shd w:fill="EEF4FF" w:val="clear"/>
+        <w:spacing w:after="160" w:before="100"/>
+        <w:ind w:left="200"/>
+      </w:pPr>
+      <w:r>
+        <w:rPr>
+          <w:i/>
+          <w:iCs/>
+          <w:color w:val="0d6efd"/>
+        </w:rPr>
+        <w:t xml:space="preserve">El comando descarga solo la zona de esa ciudad, no el planeta entero. El archivo resultante suele pesar entre 20 y 100 MB según el radio elegido, y se sube una sola vez.</w:t>
+      </w:r>
+    </w:p>
+    <w:p>
+      <w:pPr>
+        <w:pStyle w:val="ListParagraph"/>
+        <w:numPr>
+          <w:ilvl w:val="0"/>
+          <w:numId w:val="1"/>
+        </w:numPr>
+        <w:spacing w:after="80"/>
+      </w:pPr>
+      <w:r>
+        <w:t xml:space="preserve">4) Sube ese archivo al bucket maps con el explorador de Supabase Storage. El nombre tiene que ser exactamente el id de la ciudad más .pmtiles (la-paz-bo.pmtiles): si no coincide, la app no lo encuentra.</w:t>
+      </w:r>
+    </w:p>
+    <w:p>
+      <w:pPr>
+        <w:pStyle w:val="ListParagraph"/>
+        <w:numPr>
+          <w:ilvl w:val="0"/>
+          <w:numId w:val="1"/>
+        </w:numPr>
+        <w:spacing w:after="80"/>
+      </w:pPr>
+      <w:r>
+        <w:t xml:space="preserve">5) En el Panel → Configuración, la tarjeta "Ciudad del mapa de Reparto" elige la ciudad del catálogo (o "Otra ciudad…" con nombre, latitud, longitud y radio). Esa tarjeta solo la ve el rol Super Administrador; si nadie lo es todavía, primero corre supabase-promote-superadmin.sql (Paso 10).</w:t>
+      </w:r>
+    </w:p>
+    <w:p>
+      <w:pPr>
+        <w:pStyle w:val="ListParagraph"/>
+        <w:numPr>
+          <w:ilvl w:val="0"/>
+          <w:numId w:val="1"/>
+        </w:numPr>
+        <w:spacing w:after="80"/>
+      </w:pPr>
+      <w:r>
+        <w:t xml:space="preserve">6) Pruébalo: Reparto → abrir la ruta de un driver. El fondo debe verse con calles y nombres; si te acercas mucho, el nivel extra lo completa el fondo de respaldo y no se pone gris.</w:t>
+      </w:r>
+    </w:p>
+    <w:p>
+      <w:pPr>
+        <w:pBdr>
+          <w:left w:val="single" w:color="0d6efd" w:sz="12"/>
+        </w:pBdr>
+        <w:shd w:fill="EEF4FF" w:val="clear"/>
+        <w:spacing w:after="160" w:before="100"/>
+        <w:ind w:left="200"/>
+      </w:pPr>
+      <w:r>
+        <w:rPr>
+          <w:i/>
+          <w:iCs/>
+          <w:color w:val="0d6efd"/>
+        </w:rPr>
+        <w:t xml:space="preserve">💡 Sin el archivo subido la app NO se rompe: usa un fondo de respaldo y sigue mostrando las rutas y los pines, solo cambia el dibujo del fondo. Por eso este paso es opcional, pero es el que quita el fondo gris.</w:t>
+      </w:r>
+    </w:p>
+    <w:p>
+      <w:pPr>
+        <w:pBdr>
+          <w:left w:val="single" w:color="E4002B" w:sz="12"/>
+        </w:pBdr>
+        <w:shd w:fill="FFF1EE" w:val="clear"/>
+        <w:spacing w:after="160" w:before="100"/>
+        <w:ind w:left="200"/>
+      </w:pPr>
+      <w:r>
+        <w:rPr>
+          <w:i/>
+          <w:iCs/>
+          <w:color w:val="B02A0A"/>
+        </w:rPr>
+        <w:t xml:space="preserve">⚠️ El mapa propio no necesita clave de nadie ni costo: los datos son de OpenStreetMap vía Protomaps y el archivo lo sirves tú desde tu propio Supabase. Si la empresa crece y el radio se queda corto, se extrae de nuevo con un --bbox más grande y se reemplaza el archivo en el bucket; la ciudad elegida en el Panel no cambia.</w:t>
+      </w:r>
+    </w:p>
+    <w:p>
+      <w:pPr>
+        <w:pStyle w:val="Heading1"/>
+        <w:spacing w:after="160" w:before="320"/>
+      </w:pPr>
+      <w:bookmarkStart w:id="543" w:name="_Toc00543"/>
+      <w:r>
+        <w:t xml:space="preserve">Paso 9 — Actualizar una empresa que ya está funcionando</w:t>
+      </w:r>
+      <w:bookmarkEnd w:id="543"/>
+    </w:p>
+    <w:p>
+      <w:pPr>
+        <w:spacing w:after="140"/>
+      </w:pPr>
+      <w:r>
+        <w:t xml:space="preserve">Cuando te entreguen una versión nueva del proyecto, hazlo en este orden (la web sigue funcionando durante todo el proceso):</w:t>
+      </w:r>
+    </w:p>
+    <w:p>
+      <w:pPr>
+        <w:pStyle w:val="ListParagraph"/>
+        <w:numPr>
+          <w:ilvl w:val="0"/>
+          <w:numId w:val="23"/>
+        </w:numPr>
+        <w:spacing w:after="80"/>
+      </w:pPr>
+      <w:r>
+        <w:t xml:space="preserve">Guarda una copia del archivo public/config.js de la empresa. Es lo único que NO se debe reemplazar por el de la versión nueva: tiene su Supabase y su marca.</w:t>
+      </w:r>
+    </w:p>
+    <w:p>
+      <w:pPr>
+        <w:pStyle w:val="ListParagraph"/>
+        <w:numPr>
+          <w:ilvl w:val="0"/>
+          <w:numId w:val="23"/>
+        </w:numPr>
+        <w:spacing w:after="80"/>
+      </w:pPr>
+      <w:r>
+        <w:t xml:space="preserve">Copia los archivos de la versión nueva sobre la carpeta del proyecto de la empresa (menos public/config.js) y súbelos:</w:t>
+      </w:r>
+    </w:p>
+    <w:p>
+      <w:pPr>
+        <w:spacing w:after="140"/>
+      </w:pPr>
+      <w:r>
+        <w:rPr>
+          <w:rFonts w:ascii="Consolas" w:cs="Consolas" w:eastAsia="Consolas" w:hAnsi="Consolas"/>
+          <w:color w:val="1a1a1a"/>
+          <w:sz w:val="20"/>
+          <w:szCs w:val="20"/>
+        </w:rPr>
+        <w:t xml:space="preserve">git add .</w:t>
+      </w:r>
+    </w:p>
+    <w:p>
+      <w:pPr>
+        <w:spacing w:after="140"/>
+      </w:pPr>
+      <w:r>
+        <w:rPr>
+          <w:rFonts w:ascii="Consolas" w:cs="Consolas" w:eastAsia="Consolas" w:hAnsi="Consolas"/>
+          <w:color w:val="1a1a1a"/>
+          <w:sz w:val="20"/>
+          <w:szCs w:val="20"/>
+        </w:rPr>
+        <w:t xml:space="preserve">git commit -m "Actualización"</w:t>
+      </w:r>
+    </w:p>
+    <w:p>
+      <w:pPr>
+        <w:spacing w:after="140"/>
+      </w:pPr>
+      <w:r>
+        <w:rPr>
+          <w:rFonts w:ascii="Consolas" w:cs="Consolas" w:eastAsia="Consolas" w:hAnsi="Consolas"/>
+          <w:color w:val="1a1a1a"/>
+          <w:sz w:val="20"/>
+          <w:szCs w:val="20"/>
+        </w:rPr>
         <w:t xml:space="preserve">git push</w:t>
       </w:r>
     </w:p>
@@ -6397,6 +6670,37 @@
       </w:pPr>
       <w:r>
         <w:t xml:space="preserve">Base de datos: abre supabase-setup-final.sql, pégalo COMPLETO en el SQL Editor y córrelo. Está pensado para poder repetirse: crea lo que falta y actualiza las funciones. En una empresa que ya tenía los avisos programados no hace falta reemplazar &lt;PROJECT_REF&gt; (no los pisa), pero tampoco hace daño.</w:t>
+      </w:r>
+    </w:p>
+    <w:p>
+      <w:pPr>
+        <w:pBdr>
+          <w:left w:val="single" w:color="0d6efd" w:sz="12"/>
+        </w:pBdr>
+        <w:shd w:fill="EEF4FF" w:val="clear"/>
+        <w:spacing w:after="160" w:before="100"/>
+        <w:ind w:left="200"/>
+      </w:pPr>
+      <w:r>
+        <w:rPr>
+          <w:i/>
+          <w:iCs/>
+          <w:color w:val="0d6efd"/>
+        </w:rPr>
+        <w:t>💡 Desde el esquema 1.27, al volver a correr el script la base queda además con los permisos de lectura por rol y con una ciudad de mapa por defecto si la empresa todavía no tenía ninguna (la que ya eligieron no la pisa). Y desde la versión v74 el Panel se queda abierto en el celular del equipo: al volver a abrir la app entra sola, sin escribir la contraseña. La sesión se renueva 3 días con cada uso, con un tope de 30 días desde el primer ingreso, así que la contraseña vuelve a pedirse más o menos una vez por mes. Si la base ya no acepta la sesión guardada, la app muestra "Tu sesión venció (dura como máximo 30 días). Inicia sesión de nuevo." y deja al usuario en la pantalla de inicio de sesión.</w:t>
+      </w:r>
+    </w:p>
+    <w:p>
+      <w:pPr>
+        <w:pStyle w:val="ListParagraph"/>
+        <w:numPr>
+          <w:ilvl w:val="0"/>
+          <w:numId w:val="23"/>
+        </w:numPr>
+        <w:spacing w:after="80"/>
+      </w:pPr>
+      <w:r>
+        <w:t xml:space="preserve">Si la versión nueva cambió package.json (por ejemplo sumó una librería), ejecuta npm install otra vez dentro de la carpeta del proyecto antes de subir los cambios: con las dependencias incompletas la compilación falla y el hosting no publica.</w:t>
       </w:r>
     </w:p>
     <w:p>
@@ -6824,7 +7128,7 @@
           </w:tcPr>
           <w:p>
             <w:r>
-              <w:t xml:space="preserve">El mapa de una ruta se ve gris (sin calles), aunque la línea azul y los números sí aparecen</w:t>
+              <w:t xml:space="preserve">El mapa de Reparto se ve gris (sin calles), aunque la línea azul y los números sí aparecen</w:t>
             </w:r>
           </w:p>
         </w:tc>
@@ -6834,7 +7138,7 @@
           </w:tcPr>
           <w:p>
             <w:r>
-              <w:t>El mapa no pudo bajar los mosaicos del proveedor de fondo (CARTO), o la empresa corre una versión vieja que todavía pide a OpenStreetMap (devuelve 403)</w:t>
+              <w:t xml:space="preserve">La empresa todavía no tiene su archivo de mapa propio subido al bucket maps, o la ciudad elegida no coincide con ese archivo, y el fondo de respaldo gratuito está cortado</w:t>
             </w:r>
           </w:p>
         </w:tc>
@@ -6844,7 +7148,7 @@
           </w:tcPr>
           <w:p>
             <w:r>
-              <w:t>Actualiza a la versión de esta guía: el mapa usa los mosaicos de CARTO (los mismos datos de OpenStreetMap), que no necesitan clave ni costo. Recarga la página; si el corte del servidor sigue, espera unos minutos y reintenta.</w:t>
+              <w:t xml:space="preserve">Paso 8.10. Mientras no esté el archivo propio la app usa el fondo de respaldo: se ven las rutas y los pines, solo cambia el fondo. Revisa en Configuración (con el rol Super Administrador) que la "Ciudad del mapa de Reparto" sea la misma que el nombre del archivo .pmtiles subido.</w:t>
             </w:r>
           </w:p>
         </w:tc>
@@ -6856,6 +7160,38 @@
           </w:tcPr>
           <w:p>
             <w:r>
+              <w:t xml:space="preserve">El chofer marcó entregas sin señal y no aparecen en el Panel</w:t>
+            </w:r>
+          </w:p>
+        </w:tc>
+        <w:tc>
+          <w:tcPr>
+            <w:tcW w:type="dxa" w:w="2900"/>
+          </w:tcPr>
+          <w:p>
+            <w:r>
+              <w:t xml:space="preserve">Siguen encoladas en el teléfono (aún no recuperó la conexión) o no está desplegada image-storage, así que la foto no puede subir</w:t>
+            </w:r>
+          </w:p>
+        </w:tc>
+        <w:tc>
+          <w:tcPr>
+            <w:tcW w:type="dxa" w:w="3426"/>
+          </w:tcPr>
+          <w:p>
+            <w:r>
+              <w:t xml:space="preserve">Que el celular vuelva a tener internet y abra Reparto: se envían solas y el aviso lo confirma. Si aparece "Todavía no se pudo enviar lo guardado sin señal", revisa el Paso 7.2 y que la sesión del chofer siga abierta.</w:t>
+            </w:r>
+          </w:p>
+        </w:tc>
+      </w:tr>
+      <w:tr>
+        <w:tc>
+          <w:tcPr>
+            <w:tcW w:type="dxa" w:w="2700"/>
+          </w:tcPr>
+          <w:p>
+            <w:r>
               <w:t xml:space="preserve">Restauré el respaldo y nadie puede entrar al Panel</w:t>
             </w:r>
           </w:p>
@@ -6965,7 +7301,7 @@
         <w:spacing w:after="140"/>
       </w:pPr>
       <w:r>
-        <w:t xml:space="preserve">Desde el script de seguridad incluido en supabase-setup-final.sql (Paso 3.2), ninguna tabla se puede leer ni escribir directamente: todo pasa por funciones validadas que revisan un token de sesión, generado al iniciar sesión y guardado solo mientras dura esa sesión en el navegador (se pierde al cerrar la pestaña). Los avisos programados (recordatorio y cierre del día) se identifican con una clave que se genera sola en la base y que nadie puede leer desde la web.</w:t>
+        <w:t>Desde el script de seguridad incluido en supabase-setup-final.sql (Paso 3.2), ninguna tabla se puede leer ni escribir directamente: todo pasa por funciones validadas que revisan un token de sesión, generado al iniciar sesión. Desde la versión v74 ese token queda guardado en el dispositivo, así que el equipo abre el Panel sin volver a escribir la contraseña; en el portal del cliente se conserva cuando la app está instalada como PWA. No es un acceso eterno: la base renueva el token 3 días por uso y lo corta a los 30 días desde que se creó, por lo que la contraseña se pide otra vez una vez por mes. Con "Salir" la sesión se borra del dispositivo al instante, y al guardar la pantalla de Usuarios se cierran las sesiones de quien fue dado de baja, cambió de rol o cambió de contraseña. Los avisos programados (recordatorio y cierre del día) se identifican con una clave que se genera sola en la base y que nadie puede leer desde la web. Además, desde el esquema 1.27 el servidor verifica en cada lectura qué pantalla puede ver ese rol: aunque alguien llamara directo a las funciones de datos, cocina y el chofer no pueden leer Sueldos, Auditoría, Notas ni comprobantes. El correo de cada cuenta del personal no puede repetirse entre dos usuarios.</w:t>
       </w:r>
     </w:p>
     <w:p>
@@ -7050,6 +7386,14 @@
         <w:spacing w:after="80"/>
       </w:pPr>
       <w:r>
+        <w:t xml:space="preserve">☐  Esquema de la base confirmado: select payload-&gt;&gt;'esquema' from db_app_version where id='main'; debe devolver la versión que trae el archivo (en esta guía, 1.27).</w:t>
+      </w:r>
+    </w:p>
+    <w:p>
+      <w:pPr>
+        <w:spacing w:after="80"/>
+      </w:pPr>
+      <w:r>
         <w:t xml:space="preserve">☐  Project URL y clave anon/publishable copiadas.</w:t>
       </w:r>
     </w:p>
@@ -7179,6 +7523,14 @@
       </w:pPr>
       <w:r>
         <w:t xml:space="preserve">☐  Respaldo "Todo" descargado en Configuración y guardado en un lugar seguro (Paso 8.9).</w:t>
+      </w:r>
+    </w:p>
+    <w:p>
+      <w:pPr>
+        <w:spacing w:after="80"/>
+      </w:pPr>
+      <w:r>
+        <w:t xml:space="preserve">☐  Mapa propio de la ciudad (Paso 8.10): bucket público maps creado, &lt;id&gt;.pmtiles subido y "Ciudad del mapa de Reparto" elegida en Configuración con el rol Super Administrador.</w:t>
       </w:r>
     </w:p>
     <w:p>
